--- a/klagomål/A 59567-2025 FSC-klagomål.docx
+++ b/klagomål/A 59567-2025 FSC-klagomål.docx
@@ -1881,7 +1881,7 @@
     <w:r>
       <w:tab/>
       <w:tab/>
-      <w:t>2026-09-14</w:t>
+      <w:t>2026-09-15</w:t>
       <w:br/>
       <w:br/>
     </w:r>

--- a/klagomål/A 59567-2025 FSC-klagomål.docx
+++ b/klagomål/A 59567-2025 FSC-klagomål.docx
@@ -1881,7 +1881,7 @@
     <w:r>
       <w:tab/>
       <w:tab/>
-      <w:t>2026-09-15</w:t>
+      <w:t>2026-09-16</w:t>
       <w:br/>
       <w:br/>
     </w:r>

--- a/klagomål/A 59567-2025 FSC-klagomål.docx
+++ b/klagomål/A 59567-2025 FSC-klagomål.docx
@@ -1881,7 +1881,7 @@
     <w:r>
       <w:tab/>
       <w:tab/>
-      <w:t>2026-09-16</w:t>
+      <w:t>2026-09-17</w:t>
       <w:br/>
       <w:br/>
     </w:r>

--- a/klagomål/A 59567-2025 FSC-klagomål.docx
+++ b/klagomål/A 59567-2025 FSC-klagomål.docx
@@ -1881,7 +1881,7 @@
     <w:r>
       <w:tab/>
       <w:tab/>
-      <w:t>2026-09-17</w:t>
+      <w:t>2026-09-18</w:t>
       <w:br/>
       <w:br/>
     </w:r>

--- a/klagomål/A 59567-2025 FSC-klagomål.docx
+++ b/klagomål/A 59567-2025 FSC-klagomål.docx
@@ -178,7 +178,7 @@
       <w:r>
         <w:drawing>
           <wp:inline xmlns:a="http://schemas.openxmlformats.org/drawingml/2006/main" xmlns:pic="http://schemas.openxmlformats.org/drawingml/2006/picture">
-            <wp:extent cx="5486400" cy="5344970"/>
+            <wp:extent cx="5486400" cy="5274339"/>
             <wp:docPr id="1" name="Picture 1"/>
             <wp:cNvGraphicFramePr>
               <a:graphicFrameLocks noChangeAspect="1"/>
@@ -199,7 +199,7 @@
                   <pic:spPr>
                     <a:xfrm>
                       <a:off x="0" y="0"/>
-                      <a:ext cx="5486400" cy="5344970"/>
+                      <a:ext cx="5486400" cy="5274339"/>
                     </a:xfrm>
                     <a:prstGeom prst="rect"/>
                   </pic:spPr>
@@ -221,7 +221,7 @@
     </w:p>
     <w:p>
       <w:r>
-        <w:t>I och inom 17 meter från avverkningsanmälan finns fynd av 16 naturvårdsarter, varav 7 är rödlistade, 5 är fridlysta, 8 är typiska (T) och 7 är signalarter (S): knärot (VU, T, §8), kandelabersvamp (NT, T), tallticka (NT, T), talltita (NT, §4), ullticka (NT, T), vintertagging (NT), vågticka (NT), björksplintborre (S), brandticka (S), grovticka (S, T), grön sköldmossa (S, T, §8), jättesvampmal (S), mindre märgborre (S, T), vågbandad barkbock (S), spillkråka (T, §4) och vanlig snok (§6). Se Figur 1.</w:t>
+        <w:t>I och inom 17 meter från avverkningsanmälan finns fynd av 19 naturvårdsarter, varav 9 är rödlistade, 5 är fridlysta, 8 är typiska (T) och 8 är signalarter (S): knärot (VU, T, §8), fjällig taggsvamp s.str. (NT), kandelabersvamp (NT, T), tallticka (NT, T), talltita (NT, §4), tjockfotad fingersvamp (NT), ullticka (NT, T), vintertagging (NT), vågticka (NT), björksplintborre (S), blomkålssvamp (S), brandticka (S), grovticka (S, T), grön sköldmossa (S, T, §8), jättesvampmal (S), mindre märgborre (S, T), vågbandad barkbock (S), spillkråka (T, §4) och vanlig snok (§6). Se Figur 1.</w:t>
       </w:r>
     </w:p>
     <w:p>
@@ -352,6 +352,17 @@
         <w:rPr>
           <w:b/>
         </w:rPr>
+        <w:t>Fjällig taggsvamp s.str. (NT)</w:t>
+      </w:r>
+      <w:r>
+        <w:t xml:space="preserve"> bildar mykorrhiza med gran i granskog och barrblandskog, främst på frisk näringsrik mark i äldre skog med lång trädkontinuitet. Den totala populationen i landet har minskat och bedöms fortsätta minska till följd av avverkning av äldre barrskogar. Minskningstakten för den svenska populationen bedöms vara nära gränsvärdet för sårbar (VU) (SLU Artdatabanken, 2026).</w:t>
+      </w:r>
+    </w:p>
+    <w:p>
+      <w:r>
+        <w:rPr>
+          <w:b/>
+        </w:rPr>
         <w:t>Kandelabersvamp (NT)</w:t>
       </w:r>
       <w:r>
@@ -412,6 +423,17 @@
         <w:rPr>
           <w:b/>
         </w:rPr>
+        <w:t xml:space="preserve">Tjockfotad fingersvamp (NT) </w:t>
+      </w:r>
+      <w:r>
+        <w:t>bildar mykorrhiza med gran, eventuellt även med tall, i örtrika kalkbarrskogar, samt med bok och ek i ädellövskog på kalkrik mark. Den totala populationen i landet bedöms ha minskat under de senaste 50 åren och förväntas fortsätta minska, främst på grund av slutavverkning av äldre barrskog. Minskningstakten för den svenska populationen bedöms vara nära gränsvärdet för sårbar (VU). Slutavverkning, gödsling eller exploatering måste undvikas (SLU Artdatabanken, 2026).</w:t>
+      </w:r>
+    </w:p>
+    <w:p>
+      <w:r>
+        <w:rPr>
+          <w:b/>
+        </w:rPr>
         <w:t>Ullticka (NT)</w:t>
       </w:r>
       <w:r>
@@ -494,6 +516,17 @@
       </w:r>
       <w:r>
         <w:t>är en skalbagge vars larvutveckling sker i bark på nyligen döda björkar, både stående träd och vindfällen. En prydlig rad med runda ventilationshål i barken ovanför modergången är synnerligen karaktäristiskt. Arten är knuten till lövrika blandskogar med en hög andel gamla träd, och starkt gynnad av naturliga störningar som torka, översvämningar, brand och stormfällningar. Talrika gnagspår kan tyda på biotoper med höga naturvärden, exempelvis för ovanliga hackspettar och andra, mer sällsynta vedinsekter. Larverna är omtyckt hackspettsföda (SLU Artdatabanken, 2025).</w:t>
+      </w:r>
+    </w:p>
+    <w:p>
+      <w:r>
+        <w:rPr>
+          <w:b/>
+        </w:rPr>
+        <w:t xml:space="preserve">Blomkålssvamp </w:t>
+      </w:r>
+      <w:r>
+        <w:t>är en parasit och vednedbrytare som växer på rötter och basala stamdelar av tall, enstaka gånger även på lärk och gran. Träden är oftast mycket gamla, gärna 150–200 år eller äldre. När blomkålssvamp påträffas i skogslandskapet signalerar den vanligtvis skyddsvärda tallbestånd med höga naturvärden. Den är då främst knuten till gamla skogar, oftast tallnaturskogar och olika restbiotoper där det förekommer biologiskt gamla träd. Samtliga tallar med blomkålssvamp bör klassas som naturvårdsträd och lämnas som framtida ”evighetsträd” (Nitare &amp; Skogsstyrelsen, 2019).</w:t>
       </w:r>
     </w:p>
     <w:p>
@@ -742,7 +775,7 @@
         <w:rPr>
           <w:i/>
         </w:rPr>
-        <w:t>I det avverkningsanmälda skogsområdet har 16 naturvårdsarter varav 7 rödlistade arter sina livsmiljöer och växtplatser.</w:t>
+        <w:t>I det avverkningsanmälda skogsområdet har 19 naturvårdsarter varav 9 rödlistade arter sina livsmiljöer och växtplatser.</w:t>
       </w:r>
     </w:p>
     <w:p>
@@ -1881,7 +1914,7 @@
     <w:r>
       <w:tab/>
       <w:tab/>
-      <w:t>2026-09-18</w:t>
+      <w:t>2026-09-19</w:t>
       <w:br/>
       <w:br/>
     </w:r>

--- a/klagomål/A 59567-2025 FSC-klagomål.docx
+++ b/klagomål/A 59567-2025 FSC-klagomål.docx
@@ -1914,7 +1914,7 @@
     <w:r>
       <w:tab/>
       <w:tab/>
-      <w:t>2026-09-19</w:t>
+      <w:t>2026-09-21</w:t>
       <w:br/>
       <w:br/>
     </w:r>

--- a/klagomål/A 59567-2025 FSC-klagomål.docx
+++ b/klagomål/A 59567-2025 FSC-klagomål.docx
@@ -1914,7 +1914,7 @@
     <w:r>
       <w:tab/>
       <w:tab/>
-      <w:t>2026-09-21</w:t>
+      <w:t>2026-09-23</w:t>
       <w:br/>
       <w:br/>
     </w:r>

--- a/klagomål/A 59567-2025 FSC-klagomål.docx
+++ b/klagomål/A 59567-2025 FSC-klagomål.docx
@@ -1914,7 +1914,7 @@
     <w:r>
       <w:tab/>
       <w:tab/>
-      <w:t>2026-09-23</w:t>
+      <w:t>2026-09-24</w:t>
       <w:br/>
       <w:br/>
     </w:r>

--- a/klagomål/A 59567-2025 FSC-klagomål.docx
+++ b/klagomål/A 59567-2025 FSC-klagomål.docx
@@ -1914,7 +1914,7 @@
     <w:r>
       <w:tab/>
       <w:tab/>
-      <w:t>2026-09-24</w:t>
+      <w:t>2026-09-25</w:t>
       <w:br/>
       <w:br/>
     </w:r>

--- a/klagomål/A 59567-2025 FSC-klagomål.docx
+++ b/klagomål/A 59567-2025 FSC-klagomål.docx
@@ -1914,7 +1914,7 @@
     <w:r>
       <w:tab/>
       <w:tab/>
-      <w:t>2026-09-25</w:t>
+      <w:t>2026-09-26</w:t>
       <w:br/>
       <w:br/>
     </w:r>

--- a/klagomål/A 59567-2025 FSC-klagomål.docx
+++ b/klagomål/A 59567-2025 FSC-klagomål.docx
@@ -1914,7 +1914,7 @@
     <w:r>
       <w:tab/>
       <w:tab/>
-      <w:t>2026-09-26</w:t>
+      <w:t>2026-09-27</w:t>
       <w:br/>
       <w:br/>
     </w:r>

--- a/klagomål/A 59567-2025 FSC-klagomål.docx
+++ b/klagomål/A 59567-2025 FSC-klagomål.docx
@@ -1914,7 +1914,7 @@
     <w:r>
       <w:tab/>
       <w:tab/>
-      <w:t>2026-09-27</w:t>
+      <w:t>2026-09-28</w:t>
       <w:br/>
       <w:br/>
     </w:r>

--- a/klagomål/A 59567-2025 FSC-klagomål.docx
+++ b/klagomål/A 59567-2025 FSC-klagomål.docx
@@ -1914,7 +1914,7 @@
     <w:r>
       <w:tab/>
       <w:tab/>
-      <w:t>2026-09-28</w:t>
+      <w:t>2026-09-29</w:t>
       <w:br/>
       <w:br/>
     </w:r>

--- a/klagomål/A 59567-2025 FSC-klagomål.docx
+++ b/klagomål/A 59567-2025 FSC-klagomål.docx
@@ -1914,7 +1914,7 @@
     <w:r>
       <w:tab/>
       <w:tab/>
-      <w:t>2026-09-29</w:t>
+      <w:t>2026-09-30</w:t>
       <w:br/>
       <w:br/>
     </w:r>

--- a/klagomål/A 59567-2025 FSC-klagomål.docx
+++ b/klagomål/A 59567-2025 FSC-klagomål.docx
@@ -1914,7 +1914,7 @@
     <w:r>
       <w:tab/>
       <w:tab/>
-      <w:t>2026-09-30</w:t>
+      <w:t>2026-10-01</w:t>
       <w:br/>
       <w:br/>
     </w:r>

--- a/klagomål/A 59567-2025 FSC-klagomål.docx
+++ b/klagomål/A 59567-2025 FSC-klagomål.docx
@@ -1914,7 +1914,7 @@
     <w:r>
       <w:tab/>
       <w:tab/>
-      <w:t>2026-10-01</w:t>
+      <w:t>2026-10-02</w:t>
       <w:br/>
       <w:br/>
     </w:r>

--- a/klagomål/A 59567-2025 FSC-klagomål.docx
+++ b/klagomål/A 59567-2025 FSC-klagomål.docx
@@ -1914,7 +1914,7 @@
     <w:r>
       <w:tab/>
       <w:tab/>
-      <w:t>2026-10-02</w:t>
+      <w:t>2026-10-03</w:t>
       <w:br/>
       <w:br/>
     </w:r>

--- a/klagomål/A 59567-2025 FSC-klagomål.docx
+++ b/klagomål/A 59567-2025 FSC-klagomål.docx
@@ -1914,7 +1914,7 @@
     <w:r>
       <w:tab/>
       <w:tab/>
-      <w:t>2026-10-03</w:t>
+      <w:t>2026-10-04</w:t>
       <w:br/>
       <w:br/>
     </w:r>

--- a/klagomål/A 59567-2025 FSC-klagomål.docx
+++ b/klagomål/A 59567-2025 FSC-klagomål.docx
@@ -1914,7 +1914,7 @@
     <w:r>
       <w:tab/>
       <w:tab/>
-      <w:t>2026-10-04</w:t>
+      <w:t>2026-10-05</w:t>
       <w:br/>
       <w:br/>
     </w:r>

--- a/klagomål/A 59567-2025 FSC-klagomål.docx
+++ b/klagomål/A 59567-2025 FSC-klagomål.docx
@@ -1914,7 +1914,7 @@
     <w:r>
       <w:tab/>
       <w:tab/>
-      <w:t>2026-10-05</w:t>
+      <w:t>2026-10-06</w:t>
       <w:br/>
       <w:br/>
     </w:r>

--- a/klagomål/A 59567-2025 FSC-klagomål.docx
+++ b/klagomål/A 59567-2025 FSC-klagomål.docx
@@ -1914,7 +1914,7 @@
     <w:r>
       <w:tab/>
       <w:tab/>
-      <w:t>2026-10-06</w:t>
+      <w:t>2026-10-07</w:t>
       <w:br/>
       <w:br/>
     </w:r>

--- a/klagomål/A 59567-2025 FSC-klagomål.docx
+++ b/klagomål/A 59567-2025 FSC-klagomål.docx
@@ -1914,7 +1914,7 @@
     <w:r>
       <w:tab/>
       <w:tab/>
-      <w:t>2026-10-07</w:t>
+      <w:t>2026-10-08</w:t>
       <w:br/>
       <w:br/>
     </w:r>

--- a/klagomål/A 59567-2025 FSC-klagomål.docx
+++ b/klagomål/A 59567-2025 FSC-klagomål.docx
@@ -1914,7 +1914,7 @@
     <w:r>
       <w:tab/>
       <w:tab/>
-      <w:t>2026-10-08</w:t>
+      <w:t>2026-10-09</w:t>
       <w:br/>
       <w:br/>
     </w:r>

--- a/klagomål/A 59567-2025 FSC-klagomål.docx
+++ b/klagomål/A 59567-2025 FSC-klagomål.docx
@@ -1914,7 +1914,7 @@
     <w:r>
       <w:tab/>
       <w:tab/>
-      <w:t>2026-10-09</w:t>
+      <w:t>2026-10-10</w:t>
       <w:br/>
       <w:br/>
     </w:r>

--- a/klagomål/A 59567-2025 FSC-klagomål.docx
+++ b/klagomål/A 59567-2025 FSC-klagomål.docx
@@ -1914,7 +1914,7 @@
     <w:r>
       <w:tab/>
       <w:tab/>
-      <w:t>2026-10-10</w:t>
+      <w:t>2026-10-11</w:t>
       <w:br/>
       <w:br/>
     </w:r>

--- a/klagomål/A 59567-2025 FSC-klagomål.docx
+++ b/klagomål/A 59567-2025 FSC-klagomål.docx
@@ -1914,7 +1914,7 @@
     <w:r>
       <w:tab/>
       <w:tab/>
-      <w:t>2026-10-11</w:t>
+      <w:t>2026-10-12</w:t>
       <w:br/>
       <w:br/>
     </w:r>

--- a/klagomål/A 59567-2025 FSC-klagomål.docx
+++ b/klagomål/A 59567-2025 FSC-klagomål.docx
@@ -1914,7 +1914,7 @@
     <w:r>
       <w:tab/>
       <w:tab/>
-      <w:t>2026-10-12</w:t>
+      <w:t>2026-10-13</w:t>
       <w:br/>
       <w:br/>
     </w:r>

--- a/klagomål/A 59567-2025 FSC-klagomål.docx
+++ b/klagomål/A 59567-2025 FSC-klagomål.docx
@@ -1914,7 +1914,7 @@
     <w:r>
       <w:tab/>
       <w:tab/>
-      <w:t>2026-10-13</w:t>
+      <w:t>2026-10-14</w:t>
       <w:br/>
       <w:br/>
     </w:r>

--- a/klagomål/A 59567-2025 FSC-klagomål.docx
+++ b/klagomål/A 59567-2025 FSC-klagomål.docx
@@ -1914,7 +1914,7 @@
     <w:r>
       <w:tab/>
       <w:tab/>
-      <w:t>2026-10-14</w:t>
+      <w:t>2026-10-15</w:t>
       <w:br/>
       <w:br/>
     </w:r>

--- a/klagomål/A 59567-2025 FSC-klagomål.docx
+++ b/klagomål/A 59567-2025 FSC-klagomål.docx
@@ -1914,7 +1914,7 @@
     <w:r>
       <w:tab/>
       <w:tab/>
-      <w:t>2026-10-15</w:t>
+      <w:t>2026-10-16</w:t>
       <w:br/>
       <w:br/>
     </w:r>

--- a/klagomål/A 59567-2025 FSC-klagomål.docx
+++ b/klagomål/A 59567-2025 FSC-klagomål.docx
@@ -1914,7 +1914,7 @@
     <w:r>
       <w:tab/>
       <w:tab/>
-      <w:t>2026-10-16</w:t>
+      <w:t>2026-10-17</w:t>
       <w:br/>
       <w:br/>
     </w:r>

--- a/klagomål/A 59567-2025 FSC-klagomål.docx
+++ b/klagomål/A 59567-2025 FSC-klagomål.docx
@@ -178,7 +178,7 @@
       <w:r>
         <w:drawing>
           <wp:inline xmlns:a="http://schemas.openxmlformats.org/drawingml/2006/main" xmlns:pic="http://schemas.openxmlformats.org/drawingml/2006/picture">
-            <wp:extent cx="5486400" cy="5274339"/>
+            <wp:extent cx="5486400" cy="5198770"/>
             <wp:docPr id="1" name="Picture 1"/>
             <wp:cNvGraphicFramePr>
               <a:graphicFrameLocks noChangeAspect="1"/>
@@ -199,7 +199,7 @@
                   <pic:spPr>
                     <a:xfrm>
                       <a:off x="0" y="0"/>
-                      <a:ext cx="5486400" cy="5274339"/>
+                      <a:ext cx="5486400" cy="5198770"/>
                     </a:xfrm>
                     <a:prstGeom prst="rect"/>
                   </pic:spPr>
@@ -221,7 +221,7 @@
     </w:p>
     <w:p>
       <w:r>
-        <w:t>I och inom 17 meter från avverkningsanmälan finns fynd av 19 naturvårdsarter, varav 9 är rödlistade, 5 är fridlysta, 8 är typiska (T) och 8 är signalarter (S): knärot (VU, T, §8), fjällig taggsvamp s.str. (NT), kandelabersvamp (NT, T), tallticka (NT, T), talltita (NT, §4), tjockfotad fingersvamp (NT), ullticka (NT, T), vintertagging (NT), vågticka (NT), björksplintborre (S), blomkålssvamp (S), brandticka (S), grovticka (S, T), grön sköldmossa (S, T, §8), jättesvampmal (S), mindre märgborre (S, T), vågbandad barkbock (S), spillkråka (T, §4) och vanlig snok (§6). Se Figur 1.</w:t>
+        <w:t>I och inom 17 meter från avverkningsanmälan finns fynd av 20 naturvårdsarter, varav 10 är rödlistade, 5 är fridlysta, 8 är typiska (T) och 8 är signalarter (S): knärot (VU, T, §8), fjällig taggsvamp s.str. (NT), kandelabersvamp (NT, T), rödfläckig zontaggsvamp (NT), tallticka (NT, T), talltita (NT, §4), tjockfotad fingersvamp (NT), ullticka (NT, T), vintertagging (NT), vågticka (NT), björksplintborre (S), blomkålssvamp (S), brandticka (S), grovticka (S, T), grön sköldmossa (S, T, §8), jättesvampmal (S), mindre märgborre (S, T), vågbandad barkbock (S), spillkråka (T, §4) och vanlig snok (§6). Se Figur 1.</w:t>
       </w:r>
     </w:p>
     <w:p>
@@ -383,6 +383,17 @@
         <w:rPr>
           <w:b/>
         </w:rPr>
+        <w:t>Rödfläckig zontaggsvamp (NT)</w:t>
+      </w:r>
+      <w:r>
+        <w:t xml:space="preserve"> bildar mykorrhiza med gran i barrskog på kalkrik eller annan basiskt påverkad mark. Den totala populationen i landet har minskat och bedöms fortsätta minska till följd av avverkning av äldre kalkbarrskog. Det finns inga indikationer på att arten långsiktigt kan etablera eller reproducera sig i skogsbestånd som brukas med trakthyggesmetoder, markberedning, gödsling eller föryngring med förädlat plantmaterial (SLU Artdatabanken, 2026).</w:t>
+      </w:r>
+    </w:p>
+    <w:p>
+      <w:r>
+        <w:rPr>
+          <w:b/>
+        </w:rPr>
         <w:t xml:space="preserve">Tallticka (NT) </w:t>
       </w:r>
       <w:r>
@@ -775,7 +786,7 @@
         <w:rPr>
           <w:i/>
         </w:rPr>
-        <w:t>I det avverkningsanmälda skogsområdet har 19 naturvårdsarter varav 9 rödlistade arter sina livsmiljöer och växtplatser.</w:t>
+        <w:t>I det avverkningsanmälda skogsområdet har 20 naturvårdsarter varav 10 rödlistade arter sina livsmiljöer och växtplatser.</w:t>
       </w:r>
     </w:p>
     <w:p>
@@ -1914,7 +1925,7 @@
     <w:r>
       <w:tab/>
       <w:tab/>
-      <w:t>2026-10-17</w:t>
+      <w:t>2026-10-18</w:t>
       <w:br/>
       <w:br/>
     </w:r>

--- a/klagomål/A 59567-2025 FSC-klagomål.docx
+++ b/klagomål/A 59567-2025 FSC-klagomål.docx
@@ -1925,7 +1925,7 @@
     <w:r>
       <w:tab/>
       <w:tab/>
-      <w:t>2026-10-18</w:t>
+      <w:t>2026-10-19</w:t>
       <w:br/>
       <w:br/>
     </w:r>

--- a/klagomål/A 59567-2025 FSC-klagomål.docx
+++ b/klagomål/A 59567-2025 FSC-klagomål.docx
@@ -1925,7 +1925,7 @@
     <w:r>
       <w:tab/>
       <w:tab/>
-      <w:t>2026-10-19</w:t>
+      <w:t>2026-10-20</w:t>
       <w:br/>
       <w:br/>
     </w:r>

--- a/klagomål/A 59567-2025 FSC-klagomål.docx
+++ b/klagomål/A 59567-2025 FSC-klagomål.docx
@@ -1925,7 +1925,7 @@
     <w:r>
       <w:tab/>
       <w:tab/>
-      <w:t>2026-10-20</w:t>
+      <w:t>2026-10-21</w:t>
       <w:br/>
       <w:br/>
     </w:r>

--- a/klagomål/A 59567-2025 FSC-klagomål.docx
+++ b/klagomål/A 59567-2025 FSC-klagomål.docx
@@ -1925,7 +1925,7 @@
     <w:r>
       <w:tab/>
       <w:tab/>
-      <w:t>2026-10-21</w:t>
+      <w:t>2026-10-22</w:t>
       <w:br/>
       <w:br/>
     </w:r>

--- a/klagomål/A 59567-2025 FSC-klagomål.docx
+++ b/klagomål/A 59567-2025 FSC-klagomål.docx
@@ -1925,7 +1925,7 @@
     <w:r>
       <w:tab/>
       <w:tab/>
-      <w:t>2026-10-22</w:t>
+      <w:t>2026-10-23</w:t>
       <w:br/>
       <w:br/>
     </w:r>

--- a/klagomål/A 59567-2025 FSC-klagomål.docx
+++ b/klagomål/A 59567-2025 FSC-klagomål.docx
@@ -1925,7 +1925,7 @@
     <w:r>
       <w:tab/>
       <w:tab/>
-      <w:t>2026-10-23</w:t>
+      <w:t>2026-10-24</w:t>
       <w:br/>
       <w:br/>
     </w:r>

--- a/klagomål/A 59567-2025 FSC-klagomål.docx
+++ b/klagomål/A 59567-2025 FSC-klagomål.docx
@@ -1925,7 +1925,7 @@
     <w:r>
       <w:tab/>
       <w:tab/>
-      <w:t>2026-10-24</w:t>
+      <w:t>2026-10-25</w:t>
       <w:br/>
       <w:br/>
     </w:r>

--- a/klagomål/A 59567-2025 FSC-klagomål.docx
+++ b/klagomål/A 59567-2025 FSC-klagomål.docx
@@ -1925,7 +1925,7 @@
     <w:r>
       <w:tab/>
       <w:tab/>
-      <w:t>2026-10-25</w:t>
+      <w:t>2026-10-26</w:t>
       <w:br/>
       <w:br/>
     </w:r>

--- a/klagomål/A 59567-2025 FSC-klagomål.docx
+++ b/klagomål/A 59567-2025 FSC-klagomål.docx
@@ -1925,7 +1925,7 @@
     <w:r>
       <w:tab/>
       <w:tab/>
-      <w:t>2026-10-26</w:t>
+      <w:t>2026-10-27</w:t>
       <w:br/>
       <w:br/>
     </w:r>

--- a/klagomål/A 59567-2025 FSC-klagomål.docx
+++ b/klagomål/A 59567-2025 FSC-klagomål.docx
@@ -1925,7 +1925,7 @@
     <w:r>
       <w:tab/>
       <w:tab/>
-      <w:t>2026-10-27</w:t>
+      <w:t>2026-10-28</w:t>
       <w:br/>
       <w:br/>
     </w:r>

--- a/klagomål/A 59567-2025 FSC-klagomål.docx
+++ b/klagomål/A 59567-2025 FSC-klagomål.docx
@@ -1925,7 +1925,7 @@
     <w:r>
       <w:tab/>
       <w:tab/>
-      <w:t>2026-10-28</w:t>
+      <w:t>2026-10-29</w:t>
       <w:br/>
       <w:br/>
     </w:r>

--- a/klagomål/A 59567-2025 FSC-klagomål.docx
+++ b/klagomål/A 59567-2025 FSC-klagomål.docx
@@ -1925,7 +1925,7 @@
     <w:r>
       <w:tab/>
       <w:tab/>
-      <w:t>2026-10-29</w:t>
+      <w:t>2026-10-31</w:t>
       <w:br/>
       <w:br/>
     </w:r>
